--- a/Jannatul-Nayeem-CV.docx
+++ b/Jannatul-Nayeem-CV.docx
@@ -69,7 +69,7 @@
           <w:color w:val="264C4A"/>
           <w:sz w:val="17"/>
         </w:rPr>
-        <w:t>[ADD FULL PROFILE URL]</w:t>
+        <w:t>www.linkedin.com/in/[add-profile-slug]</w:t>
       </w:r>
       <w:r>
         <w:rPr>

--- a/Jannatul-Nayeem-CV.docx
+++ b/Jannatul-Nayeem-CV.docx
@@ -69,7 +69,7 @@
           <w:color w:val="264C4A"/>
           <w:sz w:val="17"/>
         </w:rPr>
-        <w:t>www.linkedin.com/in/[add-profile-slug]</w:t>
+        <w:t>https://www.linkedin.com/in/nay3m</w:t>
       </w:r>
       <w:r>
         <w:rPr>

--- a/Jannatul-Nayeem-CV.docx
+++ b/Jannatul-Nayeem-CV.docx
@@ -60,7 +60,7 @@
           <w:color w:val="2D2D2D"/>
           <w:sz w:val="17"/>
         </w:rPr>
-        <w:t xml:space="preserve">jannatulnayeem0723@gmail.com  |  LinkedIn: </w:t>
+        <w:t xml:space="preserve">jannat.nay3m@gmail.com  |  LinkedIn: </w:t>
       </w:r>
       <w:r>
         <w:rPr>
